--- a/worksheets/Lab20-Worksheet.docx
+++ b/worksheets/Lab20-Worksheet.docx
@@ -24,7 +24,7 @@
           <w:color w:val="1A3C6E"/>
           <w:sz w:val="32"/>
         </w:rPr>
-        <w:t>Lab 20 — Develop a vision-enabled chat app</w:t>
+        <w:t>Lab 20 — Analyze images with Azure Content Understanding</w:t>
       </w:r>
     </w:p>
     <w:p>
@@ -117,7 +117,7 @@
     </w:p>
     <w:p>
       <w:r>
-        <w:t>In this lab, you created a Microsoft Foundry project with a gpt-4o model deployment, tested multimodal image+text prompts in the Chat Playground using gpt-4o, then built a Python client application that sends image-based prompts to the model — first by downloading and encoding a remote image URL (orange.jpeg), then by reading and encoding a local image file (mystery-fruit.jpeg / dragon fruit). The playground uses gpt-4o for image analysis, and the Python client application also uses the gpt-4o deployment.</w:t>
+        <w:t>Students used Content Understanding Studio within Microsoft Foundry to define a custom schema with Description and Tags fields, built an image analyzer from the Image Analysis template, and then wrote a Python client using the Azure Content Understanding SDK to submit animal images and display the structured JSON output. The lab demonstrated the full lifecycle from schema definition through analyzer deployment to programmatic invocation.</w:t>
       </w:r>
     </w:p>
     <w:p/>
@@ -145,12 +145,12 @@
           <w:b/>
           <w:sz w:val="22"/>
         </w:rPr>
-        <w:t>Screenshot 1 — Chat Playground Image Prompt</w:t>
+        <w:t>Screenshot 1 — Content Understanding Studio Schema</w:t>
       </w:r>
     </w:p>
     <w:p>
       <w:r>
-        <w:t>In the Azure AI Foundry Chat Playground, after attaching the mango.jpeg image and submitting the prompt 'What desserts could I make with this fruit?', capture the playground showing the uploaded mango image, the user prompt, and the model's response with dessert suggestions.</w:t>
+        <w:t>The Content Understanding Studio analyzer configuration screen showing the custom schema with two fields—Description (String, Generate) and Tags (List of Strings, Generate)—alongside the uploaded lion.jpg test image ready for analysis.</w:t>
       </w:r>
     </w:p>
     <w:tbl>
@@ -193,12 +193,12 @@
           <w:b/>
           <w:sz w:val="22"/>
         </w:rPr>
-        <w:t>Screenshot 2 — URL-Based Image Client App Output</w:t>
+        <w:t>Screenshot 2 — Studio Analysis Results Pane</w:t>
       </w:r>
     </w:p>
     <w:p>
       <w:r>
-        <w:t>After writing the code under the 'Get a response to image input' comment (the version that fetches orange.jpeg from the GitHub URL) and running 'python chat-app.py' with the prompt 'Suggest some recipes that include this fruit', capture the Cloud Shell console output showing the model's recipe response for the orange image.</w:t>
+        <w:t>The Content Understanding Studio Results pane displaying the JSON response after running analysis on the lion image, showing the generated description text and an array of extracted tags such as 'lion', 'animal', and 'savanna'.</w:t>
       </w:r>
     </w:p>
     <w:tbl>
@@ -241,12 +241,12 @@
           <w:b/>
           <w:sz w:val="22"/>
         </w:rPr>
-        <w:t>Screenshot 3 — Local Image Client App Output (Dragon Fruit)</w:t>
+        <w:t>Screenshot 3 — Client App Structured Output</w:t>
       </w:r>
     </w:p>
     <w:p>
       <w:r>
-        <w:t>After modifying the code to read the local mystery-fruit.jpeg (dragon fruit) image file and running 'python chat-app.py' with the prompt 'What is this fruit? What recipes could I use it in?', capture the Cloud Shell console output showing the model identifying the dragon fruit and suggesting recipes.</w:t>
+        <w:t>Terminal output from analyze-image.py after the student selected image 3 (the lion), showing the structured description sentence and bulleted list of tags returned by the deployed Content Understanding analyzer.</w:t>
       </w:r>
     </w:p>
     <w:tbl>
@@ -299,7 +299,7 @@
           <w:b/>
           <w:sz w:val="22"/>
         </w:rPr>
-        <w:t>1. In the Chat Playground test with the mango image, gpt-4o was able to identify the fruit and suggest relevant desserts. How does gpt-4o's multimodal capability differ from the dedicated Computer Vision service you used in Lab 16 in terms of what information it can extract from an image?</w:t>
+        <w:t>1. Content Understanding Studio lets you choose between 'Auto' and 'Generate' extraction methods for schema fields. When would you choose 'Generate' over 'Auto', and how does the underlying AI model influence the consistency of generated fields across different images?</w:t>
       </w:r>
     </w:p>
     <w:p>
@@ -320,7 +320,7 @@
           <w:b/>
           <w:sz w:val="22"/>
         </w:rPr>
-        <w:t>2. The client application code encodes images as base64 data URLs before sending them to the model. Compare the two approaches used in this lab: fetching a remote image via URL versus reading a local file. What are the practical considerations for choosing one approach over the other?</w:t>
+        <w:t>2. The lab used a two-field schema (Description and Tags), but the Content Understanding service supports nested objects and lists of objects. Describe a real-world image analysis scenario that would require a more complex schema and outline what fields you would define.</w:t>
       </w:r>
     </w:p>
     <w:p>
@@ -341,7 +341,7 @@
           <w:b/>
           <w:sz w:val="22"/>
         </w:rPr>
-        <w:t>3. The system message in chat-app.py defines the assistant's role as helping with fresh produce in a grocery store. How did the system message influence the model's responses when you submitted image prompts, and how could you modify it for a different domain? Consider how both gpt-4o handles the multimodal input in this context.</w:t>
+        <w:t>3. How does the Azure Content Understanding SDK's begin_analyze() pattern differ from a simple synchronous REST call, and why is asynchronous processing important when analyzing large or numerous images?</w:t>
       </w:r>
     </w:p>
     <w:p>
